--- a/docs/SDP_Assignment_4_Facade_Report.docx
+++ b/docs/SDP_Assignment_4_Facade_Report.docx
@@ -938,7 +938,7 @@
       <w:r>
         <w:drawing>
           <wp:inline xmlns:a="http://schemas.openxmlformats.org/drawingml/2006/main" xmlns:pic="http://schemas.openxmlformats.org/drawingml/2006/picture">
-            <wp:extent cx="6080760" cy="5472684"/>
+            <wp:extent cx="6080760" cy="5732476"/>
             <wp:docPr id="1" name="Picture 1"/>
             <wp:cNvGraphicFramePr>
               <a:graphicFrameLocks noChangeAspect="1"/>
@@ -959,7 +959,7 @@
                   <pic:spPr>
                     <a:xfrm>
                       <a:off x="0" y="0"/>
-                      <a:ext cx="6080760" cy="5472684"/>
+                      <a:ext cx="6080760" cy="5732476"/>
                     </a:xfrm>
                     <a:prstGeom prst="rect"/>
                   </pic:spPr>
@@ -975,12 +975,12 @@
         <w:pStyle w:val="Caption"/>
       </w:pPr>
       <w:r>
-        <w:t>Figure 1. Facade, application client and collaborating subsystem classes.</w:t>
+        <w:t>Figure 1. PlantUML class diagram of the facade, client and subsystem classes.</w:t>
       </w:r>
     </w:p>
     <w:p>
       <w:r>
-        <w:t>Solid arrows show stored references. Dashed arrows show dependencies, including the client using the facade and the projector receiving a screen. The diagram omits constants, some observation getters, static markers, private helpers and the package-private test constructor for readability.</w:t>
+        <w:t>Solid arrows show stored references. Dashed arrows show dependencies, including the client using the facade and the projector receiving a screen. The diagram omits constants, some observation getters, private helpers and the package-private test constructor for readability.</w:t>
       </w:r>
     </w:p>
     <w:p>

--- a/docs/SDP_Assignment_4_Facade_Report.docx
+++ b/docs/SDP_Assignment_4_Facade_Report.docx
@@ -19,8 +19,13 @@
       </w:r>
     </w:p>
     <w:p>
-      <w:r>
-        <w:t>Course  ShP-2216 Software Design Patterns</w:t>
+      <w:proofErr w:type="gramStart"/>
+      <w:r>
+        <w:t>Course  ShP</w:t>
+      </w:r>
+      <w:proofErr w:type="gramEnd"/>
+      <w:r>
+        <w:t>-2216 Software Design Patterns</w:t>
       </w:r>
       <w:r>
         <w:br/>
@@ -47,7 +52,7 @@
     </w:p>
     <w:p>
       <w:r>
-        <w:t>This project implements the Facade structural design pattern using a home theater. A client starts and ends a movie through a small public API. The facade creates and coordinates five subsystem components, so the client does not need to manage their connections, settings or operation order.</w:t>
+        <w:t>In this assignment, I use the Facade structural design pattern to coordinate a home theater. The client starts and ends a movie through a small public API. The facade creates and coordinates five subsystem components, keeping their connections, settings and operation order out of the client.</w:t>
       </w:r>
     </w:p>
     <w:p>
@@ -248,12 +253,14 @@
             <w:pPr>
               <w:spacing w:before="20" w:after="40" w:line="252" w:lineRule="auto"/>
             </w:pPr>
+            <w:proofErr w:type="spellStart"/>
             <w:r>
               <w:rPr>
                 <w:sz w:val="19"/>
               </w:rPr>
               <w:t>FacadeDemo</w:t>
             </w:r>
+            <w:proofErr w:type="spellEnd"/>
           </w:p>
         </w:tc>
         <w:tc>
@@ -282,7 +289,21 @@
               <w:rPr>
                 <w:sz w:val="19"/>
               </w:rPr>
-              <w:t>Requests movie startup and shutdown through the facade.</w:t>
+              <w:t xml:space="preserve">Requests movie startup and </w:t>
+            </w:r>
+            <w:proofErr w:type="spellStart"/>
+            <w:r>
+              <w:rPr>
+                <w:sz w:val="19"/>
+              </w:rPr>
+              <w:t>shutdown</w:t>
+            </w:r>
+            <w:proofErr w:type="spellEnd"/>
+            <w:r>
+              <w:rPr>
+                <w:sz w:val="19"/>
+              </w:rPr>
+              <w:t xml:space="preserve"> through the facade.</w:t>
             </w:r>
           </w:p>
         </w:tc>
@@ -344,12 +365,14 @@
             <w:pPr>
               <w:spacing w:before="20" w:after="40" w:line="252" w:lineRule="auto"/>
             </w:pPr>
+            <w:proofErr w:type="spellStart"/>
             <w:r>
               <w:rPr>
                 <w:sz w:val="19"/>
               </w:rPr>
               <w:t>HomeTheaterFacade</w:t>
             </w:r>
+            <w:proofErr w:type="spellEnd"/>
           </w:p>
         </w:tc>
         <w:tc>
@@ -440,12 +463,14 @@
             <w:pPr>
               <w:spacing w:before="20" w:after="40" w:line="252" w:lineRule="auto"/>
             </w:pPr>
+            <w:proofErr w:type="spellStart"/>
             <w:r>
               <w:rPr>
                 <w:sz w:val="19"/>
               </w:rPr>
               <w:t>DvdPlayer</w:t>
             </w:r>
+            <w:proofErr w:type="spellEnd"/>
           </w:p>
         </w:tc>
         <w:tc>
@@ -824,12 +849,14 @@
             <w:pPr>
               <w:spacing w:before="20" w:after="40" w:line="252" w:lineRule="auto"/>
             </w:pPr>
+            <w:proofErr w:type="spellStart"/>
             <w:r>
               <w:rPr>
                 <w:sz w:val="19"/>
               </w:rPr>
               <w:t>TheaterLights</w:t>
             </w:r>
+            <w:proofErr w:type="spellEnd"/>
           </w:p>
         </w:tc>
         <w:tc>
@@ -881,7 +908,23 @@
     </w:p>
     <w:p>
       <w:r>
-        <w:t>The facade holds references to five components. The amplifier and projector share the same DvdPlayer object. Projector.showPicture receives a Screen parameter and checks its state.</w:t>
+        <w:t xml:space="preserve">The facade holds references to five components. The amplifier and projector share the same </w:t>
+      </w:r>
+      <w:proofErr w:type="spellStart"/>
+      <w:r>
+        <w:t>DvdPlayer</w:t>
+      </w:r>
+      <w:proofErr w:type="spellEnd"/>
+      <w:r>
+        <w:t xml:space="preserve"> object. </w:t>
+      </w:r>
+      <w:proofErr w:type="spellStart"/>
+      <w:r>
+        <w:t>Projector.showPicture</w:t>
+      </w:r>
+      <w:proofErr w:type="spellEnd"/>
+      <w:r>
+        <w:t xml:space="preserve"> receives a Screen parameter and checks its state.</w:t>
       </w:r>
     </w:p>
     <w:p>
@@ -934,7 +977,15 @@
         <w:pStyle w:val="af5"/>
       </w:pPr>
       <w:r>
-        <w:t>Figure 1. PlantUML class diagram of the facade, client and subsystem classes.</w:t>
+        <w:t xml:space="preserve">Figure 1. </w:t>
+      </w:r>
+      <w:proofErr w:type="spellStart"/>
+      <w:r>
+        <w:t>PlantUML</w:t>
+      </w:r>
+      <w:proofErr w:type="spellEnd"/>
+      <w:r>
+        <w:t xml:space="preserve"> class diagram of the facade, client and subsystem classes.</w:t>
       </w:r>
     </w:p>
     <w:p>
@@ -944,7 +995,15 @@
     </w:p>
     <w:p>
       <w:r>
-        <w:t>There is no inheritance between the facade and its components. The connection uses object composition. Subsystem classes have no reference to HomeTheaterFacade and remain usable independently.</w:t>
+        <w:t xml:space="preserve">There is no inheritance between the facade and its components. The connection uses object composition. Subsystem classes have no reference to </w:t>
+      </w:r>
+      <w:proofErr w:type="spellStart"/>
+      <w:r>
+        <w:t>HomeTheaterFacade</w:t>
+      </w:r>
+      <w:proofErr w:type="spellEnd"/>
+      <w:r>
+        <w:t xml:space="preserve"> and remain usable independently.</w:t>
       </w:r>
     </w:p>
     <w:p>
@@ -972,25 +1031,61 @@
     <w:p>
       <w:pPr>
         <w:pStyle w:val="CodeExcerpt"/>
-        <w:rPr>
-          <w:rFonts w:hint="eastAsia"/>
-        </w:rPr>
       </w:pPr>
-      <w:r>
-        <w:t>HomeTheaterFacade theater = new HomeTheaterFacade();</w:t>
+      <w:proofErr w:type="spellStart"/>
+      <w:r>
+        <w:t>HomeTheaterFacade</w:t>
+      </w:r>
+      <w:proofErr w:type="spellEnd"/>
+      <w:r>
+        <w:t xml:space="preserve"> theater = new </w:t>
+      </w:r>
+      <w:proofErr w:type="spellStart"/>
+      <w:r>
+        <w:t>HomeTheaterFacade</w:t>
+      </w:r>
+      <w:proofErr w:type="spellEnd"/>
+      <w:r>
+        <w:t>();</w:t>
       </w:r>
       <w:r>
         <w:br/>
-        <w:t>theater.watchMovie("Interstellar");</w:t>
+      </w:r>
+      <w:proofErr w:type="spellStart"/>
+      <w:proofErr w:type="gramStart"/>
+      <w:r>
+        <w:t>theater.watchMovie</w:t>
+      </w:r>
+      <w:proofErr w:type="spellEnd"/>
+      <w:proofErr w:type="gramEnd"/>
+      <w:r>
+        <w:t>("Interstellar");</w:t>
       </w:r>
       <w:r>
         <w:br/>
-        <w:t>theater.endMovie();</w:t>
+      </w:r>
+      <w:proofErr w:type="spellStart"/>
+      <w:proofErr w:type="gramStart"/>
+      <w:r>
+        <w:t>theater.endMovie</w:t>
+      </w:r>
+      <w:proofErr w:type="spellEnd"/>
+      <w:proofErr w:type="gramEnd"/>
+      <w:r>
+        <w:t>();</w:t>
       </w:r>
     </w:p>
     <w:p>
       <w:r>
-        <w:t>The public constructor assembles the components internally. FacadeDemo never creates or calls a subsystem object. A separate package-private constructor accepts components for tests, keeping subsystem types outside the public facade API.</w:t>
+        <w:t xml:space="preserve">The public constructor assembles the components internally. </w:t>
+      </w:r>
+      <w:proofErr w:type="spellStart"/>
+      <w:r>
+        <w:t>FacadeDemo</w:t>
+      </w:r>
+      <w:proofErr w:type="spellEnd"/>
+      <w:r>
+        <w:t xml:space="preserve"> never creates or calls a subsystem object. A separate package-private constructor accepts components for tests, keeping subsystem types outside the public facade API.</w:t>
       </w:r>
     </w:p>
     <w:p>
@@ -998,8 +1093,13 @@
         <w:pStyle w:val="21"/>
       </w:pPr>
       <w:r>
-        <w:t>3 2 Coordinated execution</w:t>
-      </w:r>
+        <w:t xml:space="preserve">3 2 Coordinated </w:t>
+      </w:r>
+      <w:proofErr w:type="gramStart"/>
+      <w:r>
+        <w:t>execution</w:t>
+      </w:r>
+      <w:proofErr w:type="gramEnd"/>
     </w:p>
     <w:p>
       <w:r>
@@ -1009,9 +1109,6 @@
     <w:p>
       <w:pPr>
         <w:pStyle w:val="CodeExcerpt"/>
-        <w:rPr>
-          <w:rFonts w:hint="eastAsia"/>
-        </w:rPr>
       </w:pPr>
       <w:r>
         <w:t>Get ready to watch: Interstellar</w:t>
@@ -1095,15 +1192,20 @@
     </w:p>
     <w:p>
       <w:r>
-        <w:t>A null or blank movie title is rejected before changing device state. A second movie cannot start while a session is active. The same facade can start another movie after shutdown, and endMovie can be called again to repeat or retry cleanup.</w:t>
+        <w:t xml:space="preserve">A null or blank movie title is rejected before changing device state. A second movie cannot start while a session is active. The same facade can start another movie after shutdown, and </w:t>
+      </w:r>
+      <w:proofErr w:type="spellStart"/>
+      <w:r>
+        <w:t>endMovie</w:t>
+      </w:r>
+      <w:proofErr w:type="spellEnd"/>
+      <w:r>
+        <w:t xml:space="preserve"> can be called again to repeat or retry cleanup.</w:t>
       </w:r>
     </w:p>
     <w:p>
       <w:pPr>
         <w:pStyle w:val="CodeExcerpt"/>
-        <w:rPr>
-          <w:rFonts w:hint="eastAsia"/>
-        </w:rPr>
       </w:pPr>
       <w:r>
         <w:t>Invalid request:</w:t>
@@ -1115,7 +1217,15 @@
     </w:p>
     <w:p>
       <w:r>
-        <w:t>In this model, stop clears the current movie but leaves the DVD player powered on. The player's off method rejects active playback. The facade hides this sequencing rule from its client.</w:t>
+        <w:t xml:space="preserve">In this model, stop clears the current movie but leaves the DVD player powered on. The </w:t>
+      </w:r>
+      <w:proofErr w:type="gramStart"/>
+      <w:r>
+        <w:t>player's</w:t>
+      </w:r>
+      <w:proofErr w:type="gramEnd"/>
+      <w:r>
+        <w:t xml:space="preserve"> off method rejects active playback. The facade hides this sequencing rule from its client.</w:t>
       </w:r>
     </w:p>
     <w:p>
@@ -1143,21 +1253,74 @@
     <w:p>
       <w:pPr>
         <w:pStyle w:val="CodeExcerpt"/>
-        <w:rPr>
-          <w:rFonts w:hint="eastAsia"/>
-        </w:rPr>
       </w:pPr>
-      <w:r>
-        <w:t>theater.watchMovie("Interstellar");</w:t>
+      <w:proofErr w:type="spellStart"/>
+      <w:proofErr w:type="gramStart"/>
+      <w:r>
+        <w:t>theater.watchMovie</w:t>
+      </w:r>
+      <w:proofErr w:type="spellEnd"/>
+      <w:proofErr w:type="gramEnd"/>
+      <w:r>
+        <w:t>("Interstellar");</w:t>
       </w:r>
       <w:r>
         <w:br/>
-        <w:t>theater.endMovie();</w:t>
+      </w:r>
+      <w:proofErr w:type="spellStart"/>
+      <w:proofErr w:type="gramStart"/>
+      <w:r>
+        <w:t>theater.endMovie</w:t>
+      </w:r>
+      <w:proofErr w:type="spellEnd"/>
+      <w:proofErr w:type="gramEnd"/>
+      <w:r>
+        <w:t>();</w:t>
       </w:r>
     </w:p>
     <w:p>
       <w:r>
-        <w:t>The names express client intentions rather than device mechanics. watchMovie describes a complete use case, while endMovie communicates its counterpart. Names such as setSource, setVolume and showPicture identify the responsibilities of subsystem operations.</w:t>
+        <w:t xml:space="preserve">The names express client intentions rather than device mechanics. </w:t>
+      </w:r>
+      <w:proofErr w:type="spellStart"/>
+      <w:r>
+        <w:t>watchMovie</w:t>
+      </w:r>
+      <w:proofErr w:type="spellEnd"/>
+      <w:r>
+        <w:t xml:space="preserve"> describes a complete use case, while </w:t>
+      </w:r>
+      <w:proofErr w:type="spellStart"/>
+      <w:r>
+        <w:t>endMovie</w:t>
+      </w:r>
+      <w:proofErr w:type="spellEnd"/>
+      <w:r>
+        <w:t xml:space="preserve"> communicates its counterpart. Names such as </w:t>
+      </w:r>
+      <w:proofErr w:type="spellStart"/>
+      <w:r>
+        <w:t>setSource</w:t>
+      </w:r>
+      <w:proofErr w:type="spellEnd"/>
+      <w:r>
+        <w:t xml:space="preserve">, </w:t>
+      </w:r>
+      <w:proofErr w:type="spellStart"/>
+      <w:r>
+        <w:t>setVolume</w:t>
+      </w:r>
+      <w:proofErr w:type="spellEnd"/>
+      <w:r>
+        <w:t xml:space="preserve"> and </w:t>
+      </w:r>
+      <w:proofErr w:type="spellStart"/>
+      <w:r>
+        <w:t>showPicture</w:t>
+      </w:r>
+      <w:proofErr w:type="spellEnd"/>
+      <w:r>
+        <w:t xml:space="preserve"> identify the responsibilities of subsystem operations.</w:t>
       </w:r>
     </w:p>
     <w:p>
@@ -1171,25 +1334,63 @@
     <w:p>
       <w:pPr>
         <w:pStyle w:val="CodeExcerpt"/>
-        <w:rPr>
-          <w:rFonts w:hint="eastAsia"/>
-        </w:rPr>
       </w:pPr>
-      <w:r>
-        <w:t>amplifier.on();</w:t>
+      <w:proofErr w:type="spellStart"/>
+      <w:proofErr w:type="gramStart"/>
+      <w:r>
+        <w:t>amplifier.on</w:t>
+      </w:r>
+      <w:proofErr w:type="spellEnd"/>
+      <w:proofErr w:type="gramEnd"/>
+      <w:r>
+        <w:t>();</w:t>
       </w:r>
       <w:r>
         <w:br/>
-        <w:t>amplifier.setSource(dvdPlayer);</w:t>
+      </w:r>
+      <w:proofErr w:type="spellStart"/>
+      <w:proofErr w:type="gramStart"/>
+      <w:r>
+        <w:t>amplifier.setSource</w:t>
+      </w:r>
+      <w:proofErr w:type="spellEnd"/>
+      <w:proofErr w:type="gramEnd"/>
+      <w:r>
+        <w:t>(</w:t>
+      </w:r>
+      <w:proofErr w:type="spellStart"/>
+      <w:r>
+        <w:t>dvdPlayer</w:t>
+      </w:r>
+      <w:proofErr w:type="spellEnd"/>
+      <w:r>
+        <w:t>);</w:t>
       </w:r>
       <w:r>
         <w:br/>
-        <w:t>amplifier.setVolume(MOVIE_VOLUME);</w:t>
+      </w:r>
+      <w:proofErr w:type="spellStart"/>
+      <w:proofErr w:type="gramStart"/>
+      <w:r>
+        <w:t>amplifier.setVolume</w:t>
+      </w:r>
+      <w:proofErr w:type="spellEnd"/>
+      <w:proofErr w:type="gramEnd"/>
+      <w:r>
+        <w:t>(MOVIE_VOLUME);</w:t>
       </w:r>
     </w:p>
     <w:p>
       <w:r>
-        <w:t>This excerpt from watchMovie coordinates the audio setup. The facade decides the order and supplies the existing player reference. Amplifier itself checks its power, source and volume range. The facade does not duplicate these device rules. Coordinating several calls is still one responsibility: carrying out the movie workflow.</w:t>
+        <w:t xml:space="preserve">This excerpt from </w:t>
+      </w:r>
+      <w:proofErr w:type="spellStart"/>
+      <w:r>
+        <w:t>watchMovie</w:t>
+      </w:r>
+      <w:proofErr w:type="spellEnd"/>
+      <w:r>
+        <w:t xml:space="preserve"> coordinates the audio setup. The facade decides the order and supplies the existing player reference. Amplifier itself checks its power, source and volume range. The facade does not duplicate these device rules. Coordinating several calls is still one responsibility: carrying out the movie workflow.</w:t>
       </w:r>
     </w:p>
     <w:p>
@@ -1203,29 +1404,94 @@
     <w:p>
       <w:pPr>
         <w:pStyle w:val="CodeExcerpt"/>
-        <w:rPr>
-          <w:rFonts w:hint="eastAsia"/>
-        </w:rPr>
       </w:pPr>
       <w:r>
-        <w:t>public HomeTheaterFacade()</w:t>
+        <w:t xml:space="preserve">public </w:t>
+      </w:r>
+      <w:proofErr w:type="spellStart"/>
+      <w:proofErr w:type="gramStart"/>
+      <w:r>
+        <w:t>HomeTheaterFacade</w:t>
+      </w:r>
+      <w:proofErr w:type="spellEnd"/>
+      <w:r>
+        <w:t>(</w:t>
+      </w:r>
+      <w:proofErr w:type="gramEnd"/>
+      <w:r>
+        <w:t>)</w:t>
       </w:r>
       <w:r>
         <w:br/>
-        <w:t>public void watchMovie(String movie)</w:t>
+        <w:t xml:space="preserve">public void </w:t>
+      </w:r>
+      <w:proofErr w:type="spellStart"/>
+      <w:proofErr w:type="gramStart"/>
+      <w:r>
+        <w:t>watchMovie</w:t>
+      </w:r>
+      <w:proofErr w:type="spellEnd"/>
+      <w:r>
+        <w:t>(</w:t>
+      </w:r>
+      <w:proofErr w:type="gramEnd"/>
+      <w:r>
+        <w:t>String movie)</w:t>
       </w:r>
       <w:r>
         <w:br/>
-        <w:t>public void endMovie()</w:t>
+        <w:t xml:space="preserve">public void </w:t>
+      </w:r>
+      <w:proofErr w:type="spellStart"/>
+      <w:proofErr w:type="gramStart"/>
+      <w:r>
+        <w:t>endMovie</w:t>
+      </w:r>
+      <w:proofErr w:type="spellEnd"/>
+      <w:r>
+        <w:t>(</w:t>
+      </w:r>
+      <w:proofErr w:type="gramEnd"/>
+      <w:r>
+        <w:t>)</w:t>
       </w:r>
       <w:r>
         <w:br/>
-        <w:t>public boolean isWatching()</w:t>
+        <w:t xml:space="preserve">public </w:t>
+      </w:r>
+      <w:proofErr w:type="spellStart"/>
+      <w:r>
+        <w:t>boolean</w:t>
+      </w:r>
+      <w:proofErr w:type="spellEnd"/>
+      <w:r>
+        <w:t xml:space="preserve"> </w:t>
+      </w:r>
+      <w:proofErr w:type="spellStart"/>
+      <w:proofErr w:type="gramStart"/>
+      <w:r>
+        <w:t>isWatching</w:t>
+      </w:r>
+      <w:proofErr w:type="spellEnd"/>
+      <w:r>
+        <w:t>(</w:t>
+      </w:r>
+      <w:proofErr w:type="gramEnd"/>
+      <w:r>
+        <w:t>)</w:t>
       </w:r>
     </w:p>
     <w:p>
       <w:r>
-        <w:t>These public API signatures use a movie title and a boolean status. Clients do not need to pass an amplifier or retrieve a projector. The default constructor assembles the components internally. Component injection is restricted to a package-private constructor used by the test runner.</w:t>
+        <w:t xml:space="preserve">These public API signatures use a movie title and a </w:t>
+      </w:r>
+      <w:proofErr w:type="spellStart"/>
+      <w:r>
+        <w:t>boolean</w:t>
+      </w:r>
+      <w:proofErr w:type="spellEnd"/>
+      <w:r>
+        <w:t xml:space="preserve"> status. Clients do not need to pass an amplifier or retrieve a projector. The default constructor assembles the components internally. Component injection is restricted to a package-private constructor used by the test runner.</w:t>
       </w:r>
     </w:p>
     <w:p>
@@ -1258,19 +1524,32 @@
     <w:p>
       <w:pPr>
         <w:pStyle w:val="CodeExcerpt"/>
-        <w:rPr>
-          <w:rFonts w:hint="eastAsia"/>
-        </w:rPr>
       </w:pPr>
       <w:r>
-        <w:t>private boolean lowered;</w:t>
+        <w:t xml:space="preserve">private </w:t>
+      </w:r>
+      <w:proofErr w:type="spellStart"/>
+      <w:r>
+        <w:t>boolean</w:t>
+      </w:r>
+      <w:proofErr w:type="spellEnd"/>
+      <w:r>
+        <w:t xml:space="preserve"> lowered;</w:t>
       </w:r>
       <w:r>
         <w:br/>
       </w:r>
       <w:r>
         <w:br/>
-        <w:t>public void down() {</w:t>
+        <w:t xml:space="preserve">public void </w:t>
+      </w:r>
+      <w:proofErr w:type="gramStart"/>
+      <w:r>
+        <w:t>down(</w:t>
+      </w:r>
+      <w:proofErr w:type="gramEnd"/>
+      <w:r>
+        <w:t>) {</w:t>
       </w:r>
       <w:r>
         <w:br/>
@@ -1278,7 +1557,15 @@
       </w:r>
       <w:r>
         <w:br/>
-        <w:t xml:space="preserve">    System.out.println("Screen: down");</w:t>
+        <w:t xml:space="preserve">    </w:t>
+      </w:r>
+      <w:proofErr w:type="spellStart"/>
+      <w:r>
+        <w:t>System.out.println</w:t>
+      </w:r>
+      <w:proofErr w:type="spellEnd"/>
+      <w:r>
+        <w:t>("Screen: down");</w:t>
       </w:r>
       <w:r>
         <w:br/>
@@ -1301,17 +1588,24 @@
     <w:p>
       <w:pPr>
         <w:pStyle w:val="CodeExcerpt"/>
-        <w:rPr>
-          <w:rFonts w:hint="eastAsia"/>
-        </w:rPr>
       </w:pPr>
       <w:r>
         <w:t>if (brightness &lt; 0 || brightness &gt; FULL_BRIGHTNESS) {</w:t>
       </w:r>
       <w:r>
         <w:br/>
-        <w:t xml:space="preserve">    throw new IllegalArgumentException(</w:t>
-      </w:r>
+        <w:t xml:space="preserve">    throw new </w:t>
+      </w:r>
+      <w:proofErr w:type="spellStart"/>
+      <w:proofErr w:type="gramStart"/>
+      <w:r>
+        <w:t>IllegalArgumentException</w:t>
+      </w:r>
+      <w:proofErr w:type="spellEnd"/>
+      <w:r>
+        <w:t>(</w:t>
+      </w:r>
+      <w:proofErr w:type="gramEnd"/>
       <w:r>
         <w:br/>
         <w:t xml:space="preserve">            "Brightness must be between 0 and 100.");</w:t>
@@ -1322,12 +1616,42 @@
       </w:r>
       <w:r>
         <w:br/>
-        <w:t>this.brightness = brightness;</w:t>
+      </w:r>
+      <w:proofErr w:type="spellStart"/>
+      <w:proofErr w:type="gramStart"/>
+      <w:r>
+        <w:t>this.brightness</w:t>
+      </w:r>
+      <w:proofErr w:type="spellEnd"/>
+      <w:proofErr w:type="gramEnd"/>
+      <w:r>
+        <w:t xml:space="preserve"> = brightness;</w:t>
       </w:r>
     </w:p>
     <w:p>
-      <w:r>
-        <w:t>TheaterLights rejects an invalid argument before storing it, so a failed request preserves the previous brightness. Amplifier applies the same approach to volume. Device-order violations use IllegalStateException, while invalid supplied values use IllegalArgumentException. Named constants define movie volume, movie brightness and full brightness.</w:t>
+      <w:proofErr w:type="spellStart"/>
+      <w:r>
+        <w:t>TheaterLights</w:t>
+      </w:r>
+      <w:proofErr w:type="spellEnd"/>
+      <w:r>
+        <w:t xml:space="preserve"> rejects an invalid argument before storing it, so a failed request preserves the previous brightness. Amplifier applies the same approach to volume. Device-order violations use </w:t>
+      </w:r>
+      <w:proofErr w:type="spellStart"/>
+      <w:r>
+        <w:t>IllegalStateException</w:t>
+      </w:r>
+      <w:proofErr w:type="spellEnd"/>
+      <w:r>
+        <w:t xml:space="preserve">, while invalid supplied values use </w:t>
+      </w:r>
+      <w:proofErr w:type="spellStart"/>
+      <w:r>
+        <w:t>IllegalArgumentException</w:t>
+      </w:r>
+      <w:proofErr w:type="spellEnd"/>
+      <w:r>
+        <w:t>. Named constants define movie volume, movie brightness and full brightness.</w:t>
       </w:r>
     </w:p>
     <w:p>
@@ -1341,24 +1665,63 @@
     <w:p>
       <w:pPr>
         <w:pStyle w:val="CodeExcerpt"/>
-        <w:rPr>
-          <w:rFonts w:hint="eastAsia"/>
-        </w:rPr>
       </w:pPr>
       <w:r>
         <w:t>try {</w:t>
       </w:r>
       <w:r>
         <w:br/>
-        <w:t xml:space="preserve">    shutdown();</w:t>
+        <w:t xml:space="preserve">    </w:t>
+      </w:r>
+      <w:proofErr w:type="gramStart"/>
+      <w:r>
+        <w:t>shutdown(</w:t>
+      </w:r>
+      <w:proofErr w:type="gramEnd"/>
+      <w:r>
+        <w:t>);</w:t>
       </w:r>
       <w:r>
         <w:br/>
-        <w:t>} catch (RuntimeException cleanupFailure) {</w:t>
+        <w:t>} catch (</w:t>
+      </w:r>
+      <w:proofErr w:type="spellStart"/>
+      <w:r>
+        <w:t>RuntimeException</w:t>
+      </w:r>
+      <w:proofErr w:type="spellEnd"/>
+      <w:r>
+        <w:t xml:space="preserve"> </w:t>
+      </w:r>
+      <w:proofErr w:type="spellStart"/>
+      <w:r>
+        <w:t>cleanupFailure</w:t>
+      </w:r>
+      <w:proofErr w:type="spellEnd"/>
+      <w:r>
+        <w:t>) {</w:t>
       </w:r>
       <w:r>
         <w:br/>
-        <w:t xml:space="preserve">    failure.addSuppressed(cleanupFailure);</w:t>
+        <w:t xml:space="preserve">    </w:t>
+      </w:r>
+      <w:proofErr w:type="spellStart"/>
+      <w:proofErr w:type="gramStart"/>
+      <w:r>
+        <w:t>failure.addSuppressed</w:t>
+      </w:r>
+      <w:proofErr w:type="spellEnd"/>
+      <w:proofErr w:type="gramEnd"/>
+      <w:r>
+        <w:t>(</w:t>
+      </w:r>
+      <w:proofErr w:type="spellStart"/>
+      <w:r>
+        <w:t>cleanupFailure</w:t>
+      </w:r>
+      <w:proofErr w:type="spellEnd"/>
+      <w:r>
+        <w:t>);</w:t>
       </w:r>
       <w:r>
         <w:br/>
@@ -1399,15 +1762,22 @@
     </w:p>
     <w:p>
       <w:r>
-        <w:t>The application and test runner compile using Java 17 with --release 17 and -Xlint:all. The demo completes successfully, and the standalone test runner reports:</w:t>
+        <w:t>The application and test runner compile using Java 17 with --release 17 and -</w:t>
+      </w:r>
+      <w:proofErr w:type="spellStart"/>
+      <w:proofErr w:type="gramStart"/>
+      <w:r>
+        <w:t>Xlint:all</w:t>
+      </w:r>
+      <w:proofErr w:type="spellEnd"/>
+      <w:proofErr w:type="gramEnd"/>
+      <w:r>
+        <w:t>. The demo completes successfully, and the standalone test runner reports:</w:t>
       </w:r>
     </w:p>
     <w:p>
       <w:pPr>
         <w:pStyle w:val="CodeExcerpt"/>
-        <w:rPr>
-          <w:rFonts w:hint="eastAsia"/>
-        </w:rPr>
       </w:pPr>
       <w:r>
         <w:t>PASS: 22 test scenarios</w:t>
@@ -1829,7 +2199,23 @@
     <w:p/>
     <w:p>
       <w:r>
-        <w:t>Tests create subsystem objects to verify individual behavior and inject failures. They are separate from FacadeDemo, which uses only HomeTheaterFacade. The subsystem classes contain no back-reference to the facade.</w:t>
+        <w:t xml:space="preserve">Tests create subsystem objects to verify individual behavior and inject failures. They are separate from </w:t>
+      </w:r>
+      <w:proofErr w:type="spellStart"/>
+      <w:r>
+        <w:t>FacadeDemo</w:t>
+      </w:r>
+      <w:proofErr w:type="spellEnd"/>
+      <w:r>
+        <w:t xml:space="preserve">, which uses only </w:t>
+      </w:r>
+      <w:proofErr w:type="spellStart"/>
+      <w:r>
+        <w:t>HomeTheaterFacade</w:t>
+      </w:r>
+      <w:proofErr w:type="spellEnd"/>
+      <w:r>
+        <w:t>. The subsystem classes contain no back-reference to the facade.</w:t>
       </w:r>
     </w:p>
     <w:p>
@@ -1842,7 +2228,23 @@
     </w:p>
     <w:p>
       <w:r>
-        <w:t>The facade reduces client dependencies and centralizes a reusable movie sequence. Changes to device coordination can be made in one place while preserving watchMovie and endMovie. The cost is an extra layer to trace during debugging and a facade that depends on the devices it coordinates. Adding unrelated features could turn it into a god object; separate facades would be preferable for unrelated workflows.</w:t>
+        <w:t xml:space="preserve">The facade reduces client dependencies and centralizes a reusable movie sequence. Changes to device coordination can be made in one place while preserving </w:t>
+      </w:r>
+      <w:proofErr w:type="spellStart"/>
+      <w:r>
+        <w:t>watchMovie</w:t>
+      </w:r>
+      <w:proofErr w:type="spellEnd"/>
+      <w:r>
+        <w:t xml:space="preserve"> and </w:t>
+      </w:r>
+      <w:proofErr w:type="spellStart"/>
+      <w:r>
+        <w:t>endMovie</w:t>
+      </w:r>
+      <w:proofErr w:type="spellEnd"/>
+      <w:r>
+        <w:t>. The cost is an extra layer to trace during debugging and a facade that depends on the devices it coordinates. Adding unrelated features could turn it into a god object; separate facades would be preferable for unrelated workflows.</w:t>
       </w:r>
     </w:p>
     <w:p>
@@ -1859,9 +2261,12 @@
       </w:r>
     </w:p>
     <w:p>
-      <w:r>
-        <w:t>HomeTheaterFacade hides component creation, shared audio and video references, default settings, operation order and cleanup coordination. It provides a simple client API over five collaborating, stateful components. The subsystem classes retain their own responsibilities and remain directly accessible to advanced clients without depending on the facade.</w:t>
-      </w:r>
+      <w:proofErr w:type="spellStart"/>
+      <w:r>
+        <w:t>In my project, HomeTheaterFacade hides component creation, shared audio and video references, default settings, operation order and cleanup coordination. I use a small client API to work with five stateful components. Each subsystem keeps its own responsibilities and remains directly accessible without depending on the facade.</w:t>
+      </w:r>
+      <w:proofErr w:type="spellEnd"/>
+      <w:r/>
     </w:p>
     <w:p>
       <w:pPr>
@@ -1872,9 +2277,14 @@
       </w:r>
     </w:p>
     <w:p>
-      <w:r>
-        <w:t>https://github.com/wwezzy/sdp-assignment-4</w:t>
-      </w:r>
+      <w:hyperlink r:id="rId9" w:history="1">
+        <w:r>
+          <w:rPr>
+            <w:rStyle w:val="aff8"/>
+          </w:rPr>
+          <w:t>https://github.com/wwezzy/sdp-assignment-4</w:t>
+        </w:r>
+      </w:hyperlink>
     </w:p>
     <w:p>
       <w:pPr>
@@ -1885,7 +2295,7 @@
       </w:r>
     </w:p>
     <w:sectPr>
-      <w:footerReference w:type="default" r:id="rId9"/>
+      <w:footerReference w:type="default" r:id="rId10"/>
       <w:pgSz w:w="11905" w:h="16838"/>
       <w:pgMar w:top="1037" w:right="1123" w:bottom="1037" w:left="1123" w:header="720" w:footer="720" w:gutter="0"/>
       <w:cols w:space="720"/>
@@ -13567,6 +13977,29 @@
       <w:sz w:val="17"/>
     </w:rPr>
   </w:style>
+  <w:style w:type="character" w:styleId="aff8">
+    <w:name w:val="Hyperlink"/>
+    <w:basedOn w:val="a2"/>
+    <w:uiPriority w:val="99"/>
+    <w:unhideWhenUsed/>
+    <w:rsid w:val="00403430"/>
+    <w:rPr>
+      <w:color w:val="0000FF" w:themeColor="hyperlink"/>
+      <w:u w:val="single"/>
+    </w:rPr>
+  </w:style>
+  <w:style w:type="character" w:styleId="aff9">
+    <w:name w:val="Unresolved Mention"/>
+    <w:basedOn w:val="a2"/>
+    <w:uiPriority w:val="99"/>
+    <w:semiHidden/>
+    <w:unhideWhenUsed/>
+    <w:rsid w:val="00403430"/>
+    <w:rPr>
+      <w:color w:val="605E5C"/>
+      <w:shd w:val="clear" w:color="auto" w:fill="E1DFDD"/>
+    </w:rPr>
+  </w:style>
 </w:styles>
 </file>
 
